--- a/ТЗ PL NL FI/Alegria ТЗ на текст - Nieruchomości na sprzedaż na Costa del Sol польский.docx
+++ b/ТЗ PL NL FI/Alegria ТЗ на текст - Nieruchomości na sprzedaż na Costa del Sol польский.docx
@@ -809,7 +809,7 @@
           <w:sz w:val="22"/>
           <w:szCs w:val="22"/>
         </w:rPr>
-        <w:t>7 балов</w:t>
+        <w:t>7 баллов</w:t>
       </w:r>
       <w:r>
         <w:rPr>
@@ -2305,7 +2305,7 @@
           <w:color w:val="000000"/>
           <w:lang w:val="en-US"/>
         </w:rPr>
-        <w:t xml:space="preserve">*При необходимости можно добавить предлоги и склонение, если это необходимо (например: «nieruchomości na sprzedaż Costa del Sol» → «nieruchomości na sprzedaż na Costa del Sol», «biuro nieruchomości Hiszpania» → «biuro nieruchomości w Hiszpanii»). Утверждённые H1/H2 не меняем.</w:t>
+        <w:t xml:space="preserve">*При необходимости можно добавить предлоги и склонение, если это необходимо (например: «nieruchomości na sprzedaż Costa del Sol» → «nieruchomości na sprzedaż na Costa del Sol», «nieruchomości Hiszpania Costa del Sol» → «nieruchomości w Hiszpanii na Costa del Sol»). Утверждённые H1/H2 не меняем.</w:t>
       </w:r>
     </w:p>
     <w:p>
